--- a/word_reports/LP_0085_위치_440_Bob Dylan_Street  Legal.docx
+++ b/word_reports/LP_0085_위치_440_Bob Dylan_Street  Legal.docx
@@ -4,7 +4,7 @@
   <w:body>
     <w:p>
       <w:pPr>
-        <w:spacing w:after="280"/>
+        <w:spacing w:after="80"/>
       </w:pPr>
       <w:r>
         <w:rPr w:rFonts="맑은 고딕">
@@ -13,94 +13,47 @@
           <w:color w:val="1E3A8A"/>
           <w:sz w:val="30"/>
         </w:rPr>
-        <w:t>[440] Bob Dylan - Street  Legal</w:t>
+        <w:t>Bob Dylan (밥 딜런) - Street  Legal</w:t>
       </w:r>
     </w:p>
     <w:p>
       <w:pPr>
-        <w:spacing w:after="320"/>
+        <w:spacing w:after="240"/>
       </w:pPr>
       <w:r>
         <w:rPr w:rFonts="맑은 고딕">
           <w:rFonts w:ascii="맑은 고딕" w:hAnsi="맑은 고딕" w:eastAsia="맑은 고딕"/>
           <w:b/>
-          <w:sz w:val="20"/>
+          <w:color w:val="4B5563"/>
+          <w:sz w:val="22"/>
         </w:rPr>
-        <w:t>■ 위치 : 440</w:t>
-        <w:br/>
-      </w:r>
-      <w:r>
-        <w:rPr w:rFonts="맑은 고딕">
-          <w:rFonts w:ascii="맑은 고딕" w:hAnsi="맑은 고딕" w:eastAsia="맑은 고딕"/>
-          <w:b/>
-          <w:sz w:val="20"/>
-        </w:rPr>
-        <w:t>■ 아티스트 : Bob Dylan</w:t>
-        <w:br/>
-      </w:r>
-      <w:r>
-        <w:rPr w:rFonts="맑은 고딕">
-          <w:rFonts w:ascii="맑은 고딕" w:hAnsi="맑은 고딕" w:eastAsia="맑은 고딕"/>
-          <w:b/>
-          <w:sz w:val="20"/>
-        </w:rPr>
-        <w:t>■ 앨범명 : Street  Legal</w:t>
-        <w:br/>
-      </w:r>
-      <w:r>
-        <w:rPr w:rFonts="맑은 고딕">
-          <w:rFonts w:ascii="맑은 고딕" w:hAnsi="맑은 고딕" w:eastAsia="맑은 고딕"/>
-          <w:b w:val="0"/>
-          <w:sz w:val="20"/>
-        </w:rPr>
-        <w:t>■ 음반 레이블 : Columbia</w:t>
-        <w:br/>
-      </w:r>
-      <w:r>
-        <w:rPr w:rFonts="맑은 고딕">
-          <w:rFonts w:ascii="맑은 고딕" w:hAnsi="맑은 고딕" w:eastAsia="맑은 고딕"/>
-          <w:b w:val="0"/>
-          <w:sz w:val="20"/>
-        </w:rPr>
-        <w:t>■ 발매년도 : 1978</w:t>
-        <w:br/>
-      </w:r>
-      <w:r>
-        <w:rPr w:rFonts="맑은 고딕">
-          <w:rFonts w:ascii="맑은 고딕" w:hAnsi="맑은 고딕" w:eastAsia="맑은 고딕"/>
-          <w:b w:val="0"/>
-          <w:sz w:val="20"/>
-        </w:rPr>
-        <w:t>■ 장르 : 포크 록, 록, 블루스 록</w:t>
-        <w:br/>
-      </w:r>
-      <w:r>
-        <w:rPr w:rFonts="맑은 고딕">
-          <w:rFonts w:ascii="맑은 고딕" w:hAnsi="맑은 고딕" w:eastAsia="맑은 고딕"/>
-          <w:b w:val="0"/>
-          <w:sz w:val="20"/>
-        </w:rPr>
-        <w:t>■ 주요 수록곡 : Changing of the Guards, Is Your Love in Vain?, Señor (Tales of Yankee Power), Baby, Stop Crying, Where Are You Tonight? (Journey Through Dark Heat)</w:t>
-        <w:br/>
+        <w:t>위치 :  440</w:t>
       </w:r>
     </w:p>
     <w:p>
       <w:pPr>
-        <w:spacing w:after="160"/>
+        <w:spacing w:line="324" w:lineRule="auto" w:before="80" w:after="160"/>
       </w:pPr>
       <w:r>
         <w:rPr w:rFonts="맑은 고딕">
           <w:rFonts w:ascii="맑은 고딕" w:hAnsi="맑은 고딕" w:eastAsia="맑은 고딕"/>
           <w:b/>
           <w:color w:val="1F2937"/>
-          <w:sz w:val="24"/>
+          <w:sz w:val="22"/>
         </w:rPr>
-        <w:t>■ 음반 해설 및 감상 가이드</w:t>
+        <w:t xml:space="preserve">[음반 소개] </w:t>
+      </w:r>
+      <w:r>
+        <w:rPr w:rFonts="맑은 고딕">
+          <w:rFonts w:ascii="맑은 고딕" w:hAnsi="맑은 고딕" w:eastAsia="맑은 고딕"/>
+          <w:b w:val="0"/>
+          <w:sz w:val="21"/>
+        </w:rPr>
       </w:r>
     </w:p>
     <w:p>
       <w:pPr>
-        <w:spacing w:line="312" w:lineRule="auto" w:after="120"/>
+        <w:spacing w:line="324" w:lineRule="auto" w:after="120"/>
       </w:pPr>
       <w:r>
         <w:rPr w:rFonts="맑은 고딕">
@@ -108,51 +61,516 @@
           <w:b w:val="0"/>
           <w:sz w:val="21"/>
         </w:rPr>
-        <w:t>1978년에 발표된 밥 딜런(Bob Dylan)의 열여덟 번째 스튜디오 앨범 《Street-Legal》은 그의 광대한 음악 여정에서 매우 독특하고 중요한 전환점을 이루는 작품입니다. 개인 삶의 격변기와 대규모 월드 투어를 앞둔 기로에서 제작된 이 음반은, 기존의 정갈했던 포크 록 스타일에서 벗어나 대형 세션 밴드, 풍성한 브라스 섹션, 그리고 드라마틱한 여성 백코러스를 과감히 도입했습니다. 이로써 딜런은 이전 작품들보다 훨씬 화려하고 밀도 높은 입체적 사운드를 완성해 냈습니다.</w:t>
+        <w:t>밥 딜런의 방대한 음악적 여정 중에서도 1978년에 발표된 《Street-Legal》은 가장 극적이고도 웅장한 감정의 궤적을 그려낸 역작입니다. 포크와 록의 경계를 허물었던 위대한 음유시인이 대규모 브라스 섹션과 소울풀한 여성 코러스를 전면에 내세워 빅밴드 사운드로 변모를 꾀한 이 음반은, 개인적 혼돈과 내면의 고뇌를 장엄한 시적 은유로 승화시켰습니다. 짙은 어둠 속에서도 끝내 꺾이지 않는 서정성과 거친 생명력이 교차하며, 듣는 이의 가슴에 묵직하고도 지울 수 없는 아날로그의 잔향을 깊이 아로새깁니다.</w:t>
       </w:r>
     </w:p>
     <w:p>
       <w:pPr>
-        <w:spacing w:line="312" w:lineRule="auto" w:after="120"/>
+        <w:spacing w:line="324" w:lineRule="auto" w:before="200" w:after="80"/>
       </w:pPr>
+      <w:r>
+        <w:rPr w:rFonts="맑은 고딕">
+          <w:rFonts w:ascii="맑은 고딕" w:hAnsi="맑은 고딕" w:eastAsia="맑은 고딕"/>
+          <w:b/>
+          <w:color w:val="1E3A8A"/>
+          <w:sz w:val="24"/>
+        </w:rPr>
+        <w:t>1. 음반 데이터</w:t>
+      </w:r>
+    </w:p>
+    <w:p>
+      <w:pPr>
+        <w:spacing w:line="324" w:lineRule="auto" w:after="80"/>
+      </w:pPr>
+      <w:r>
+        <w:rPr w:rFonts="맑은 고딕">
+          <w:rFonts w:ascii="맑은 고딕" w:hAnsi="맑은 고딕" w:eastAsia="맑은 고딕"/>
+          <w:b w:val="0"/>
+          <w:color w:val="6B7280"/>
+          <w:sz w:val="21"/>
+        </w:rPr>
+        <w:t xml:space="preserve">· </w:t>
+      </w:r>
+      <w:r>
+        <w:rPr w:rFonts="맑은 고딕">
+          <w:rFonts w:ascii="맑은 고딕" w:hAnsi="맑은 고딕" w:eastAsia="맑은 고딕"/>
+          <w:b/>
+          <w:color w:val="1F2937"/>
+          <w:sz w:val="21"/>
+        </w:rPr>
+        <w:t xml:space="preserve">앨범명: </w:t>
+      </w:r>
       <w:r>
         <w:rPr w:rFonts="맑은 고딕">
           <w:rFonts w:ascii="맑은 고딕" w:hAnsi="맑은 고딕" w:eastAsia="맑은 고딕"/>
           <w:b w:val="0"/>
           <w:sz w:val="21"/>
         </w:rPr>
-        <w:t>이 앨범의 음악적 특징은 딜런 특유의 거칠고 집요한 보컬과 웅장한 오케스트레이션 스타일의 록 편곡이 이루는 강렬한 대비에 있습니다. 화려한 솔로 섹소폰과 리드미컬한 브라스, 화음이 풍부한 여성 코러스는 딜런의 절박하면서도 열정적인 목소리를 든든하게 받쳐주며, 마치 거친 비포장도로를 질주하는 듯한 생동감과 에너지를 선사합니다. 난해하면서도 신비로운 기호로 가득 찬 상징적인 노랫말은 대규모 밴드의 연주와 어우러져 한 편의 거대한 서사시를 감상하는 듯한 깊은 몰입감을 선사합니다.</w:t>
+        <w:t>Street  Legal</w:t>
       </w:r>
     </w:p>
     <w:p>
       <w:pPr>
-        <w:spacing w:line="312" w:lineRule="auto" w:after="120"/>
+        <w:spacing w:line="324" w:lineRule="auto" w:after="80"/>
       </w:pPr>
+      <w:r>
+        <w:rPr w:rFonts="맑은 고딕">
+          <w:rFonts w:ascii="맑은 고딕" w:hAnsi="맑은 고딕" w:eastAsia="맑은 고딕"/>
+          <w:b w:val="0"/>
+          <w:color w:val="6B7280"/>
+          <w:sz w:val="21"/>
+        </w:rPr>
+        <w:t xml:space="preserve">· </w:t>
+      </w:r>
+      <w:r>
+        <w:rPr w:rFonts="맑은 고딕">
+          <w:rFonts w:ascii="맑은 고딕" w:hAnsi="맑은 고딕" w:eastAsia="맑은 고딕"/>
+          <w:b/>
+          <w:color w:val="1F2937"/>
+          <w:sz w:val="21"/>
+        </w:rPr>
+        <w:t xml:space="preserve">아티스트: </w:t>
+      </w:r>
       <w:r>
         <w:rPr w:rFonts="맑은 고딕">
           <w:rFonts w:ascii="맑은 고딕" w:hAnsi="맑은 고딕" w:eastAsia="맑은 고딕"/>
           <w:b w:val="0"/>
           <w:sz w:val="21"/>
         </w:rPr>
-        <w:t>대표곡으로는 앨범의 포문을 열며 브라스와 코러스의 화려한 조화로 듣는 이를 압도하는 "Changing of the Guards", 솔직한 감정의 토로가 돋보이는 소울풀한 트랙 "Is Your Love in Vain?", 그리고 영적 탐구와 고독한 방랑자의 정서를 신비롭게 풀어낸 명작 "Señor (Tales of Yankee Power)" 등이 있습니다. 특히 음반의 대단원을 장식하는 "Where Are You Tonight? (Journey Through Dark Heat)"는 딜런 특유의 서사적 긴장감과 폭발적인 에너지가 완벽하게 집약된 최고의 트랙 중 하나로 손꼽힙니다.</w:t>
+        <w:t>Bob Dylan (밥 딜런)</w:t>
       </w:r>
     </w:p>
     <w:p>
       <w:pPr>
-        <w:spacing w:line="312" w:lineRule="auto" w:after="120"/>
+        <w:spacing w:line="324" w:lineRule="auto" w:after="80"/>
       </w:pPr>
+      <w:r>
+        <w:rPr w:rFonts="맑은 고딕">
+          <w:rFonts w:ascii="맑은 고딕" w:hAnsi="맑은 고딕" w:eastAsia="맑은 고딕"/>
+          <w:b w:val="0"/>
+          <w:color w:val="6B7280"/>
+          <w:sz w:val="21"/>
+        </w:rPr>
+        <w:t xml:space="preserve">· </w:t>
+      </w:r>
+      <w:r>
+        <w:rPr w:rFonts="맑은 고딕">
+          <w:rFonts w:ascii="맑은 고딕" w:hAnsi="맑은 고딕" w:eastAsia="맑은 고딕"/>
+          <w:b/>
+          <w:color w:val="1F2937"/>
+          <w:sz w:val="21"/>
+        </w:rPr>
+        <w:t xml:space="preserve">발매 정보: </w:t>
+      </w:r>
       <w:r>
         <w:rPr w:rFonts="맑은 고딕">
           <w:rFonts w:ascii="맑은 고딕" w:hAnsi="맑은 고딕" w:eastAsia="맑은 고딕"/>
           <w:b w:val="0"/>
           <w:sz w:val="21"/>
         </w:rPr>
-        <w:t>《Street-Legal》은 발매 당시 사운드 믹싱에 대한 다채로운 평가를 받기도 했으나, 세월이 흐를수록 딜런의 1970년대 후반 '빅 밴드' 시대를 대표하는 숨은 걸작으로 재조명받고 있습니다. 고뇌하는 시인의 언어가 거대하고 드라마틱한 록 음악의 옷을 입고 피워낸 이 음반은, 특히 LP 아날로그 음원의 묵직한 질감으로 청음할 때 사운드의 레이어와 세밀한 디테일이 살아나며 진정한 가치를 드러냅니다.</w:t>
+        <w:t>1978년 6월 컬럼비아 레코드(Columbia Records)를 통해 발매된 밥 딜런의 통산 18번째 정규 스튜디오 음반입니다. 개인적인 시련과 방황을 겪던 시기, 캘리포니아 산타모니카의 런다운 스튜디오에서 대규모 세션 밴드와 함께 라이브의 생동감을 고스란히 담아 신속하고 밀도 높게 완성한 작품입니다.</w:t>
+      </w:r>
+    </w:p>
+    <w:p>
+      <w:pPr>
+        <w:spacing w:line="324" w:lineRule="auto" w:after="80"/>
+      </w:pPr>
+      <w:r>
+        <w:rPr w:rFonts="맑은 고딕">
+          <w:rFonts w:ascii="맑은 고딕" w:hAnsi="맑은 고딕" w:eastAsia="맑은 고딕"/>
+          <w:b w:val="0"/>
+          <w:color w:val="6B7280"/>
+          <w:sz w:val="21"/>
+        </w:rPr>
+        <w:t xml:space="preserve">· </w:t>
+      </w:r>
+      <w:r>
+        <w:rPr w:rFonts="맑은 고딕">
+          <w:rFonts w:ascii="맑은 고딕" w:hAnsi="맑은 고딕" w:eastAsia="맑은 고딕"/>
+          <w:b/>
+          <w:color w:val="1F2937"/>
+          <w:sz w:val="21"/>
+        </w:rPr>
+        <w:t xml:space="preserve">LP 인기도(판매량): </w:t>
+      </w:r>
+      <w:r>
+        <w:rPr w:rFonts="맑은 고딕">
+          <w:rFonts w:ascii="맑은 고딕" w:hAnsi="맑은 고딕" w:eastAsia="맑은 고딕"/>
+          <w:b w:val="0"/>
+          <w:sz w:val="21"/>
+        </w:rPr>
+        <w:t>발매 당시 영국 앨범 차트 2위까지 치솟으며 플래티넘을 기록하는 등 유럽 전역에서 폭발적인 반응을 얻었으며, 미국 빌보드 200 차트에서도 11위에 오르고 50만 장 이상의 판매고로 골드(Gold) 인증을 획득하며 상업적인 성공을 거두었습니다.</w:t>
+      </w:r>
+    </w:p>
+    <w:p>
+      <w:pPr>
+        <w:spacing w:line="324" w:lineRule="auto" w:after="80"/>
+      </w:pPr>
+      <w:r>
+        <w:rPr w:rFonts="맑은 고딕">
+          <w:rFonts w:ascii="맑은 고딕" w:hAnsi="맑은 고딕" w:eastAsia="맑은 고딕"/>
+          <w:b w:val="0"/>
+          <w:color w:val="6B7280"/>
+          <w:sz w:val="21"/>
+        </w:rPr>
+        <w:t xml:space="preserve">· </w:t>
+      </w:r>
+      <w:r>
+        <w:rPr w:rFonts="맑은 고딕">
+          <w:rFonts w:ascii="맑은 고딕" w:hAnsi="맑은 고딕" w:eastAsia="맑은 고딕"/>
+          <w:b/>
+          <w:color w:val="1F2937"/>
+          <w:sz w:val="21"/>
+        </w:rPr>
+        <w:t xml:space="preserve">각종 수상경력: </w:t>
+      </w:r>
+      <w:r>
+        <w:rPr w:rFonts="맑은 고딕">
+          <w:rFonts w:ascii="맑은 고딕" w:hAnsi="맑은 고딕" w:eastAsia="맑은 고딕"/>
+          <w:b w:val="0"/>
+          <w:sz w:val="21"/>
+        </w:rPr>
+        <w:t>발표 초기 파격적인 편곡과 음향으로 비평계에 뜨거운 논쟁을 촉발시켰으나, 세월이 흐른 뒤 ‘재평가받아야 할 딜런의 숨은 걸작’으로 우뚝 서며 유수의 음악 매체들로부터 복합적인 문학성과 대담한 음악적 시도가 결합된 명반으로 확고히 공인받았습니다.</w:t>
+      </w:r>
+    </w:p>
+    <w:p>
+      <w:pPr>
+        <w:spacing w:line="324" w:lineRule="auto" w:before="200" w:after="80"/>
+      </w:pPr>
+      <w:r>
+        <w:rPr w:rFonts="맑은 고딕">
+          <w:rFonts w:ascii="맑은 고딕" w:hAnsi="맑은 고딕" w:eastAsia="맑은 고딕"/>
+          <w:b/>
+          <w:color w:val="1E3A8A"/>
+          <w:sz w:val="24"/>
+        </w:rPr>
+        <w:t>2. 아티스트 정보</w:t>
+      </w:r>
+    </w:p>
+    <w:p>
+      <w:pPr>
+        <w:spacing w:line="324" w:lineRule="auto" w:after="80"/>
+      </w:pPr>
+      <w:r>
+        <w:rPr w:rFonts="맑은 고딕">
+          <w:rFonts w:ascii="맑은 고딕" w:hAnsi="맑은 고딕" w:eastAsia="맑은 고딕"/>
+          <w:b w:val="0"/>
+          <w:color w:val="6B7280"/>
+          <w:sz w:val="21"/>
+        </w:rPr>
+        <w:t xml:space="preserve">· </w:t>
+      </w:r>
+      <w:r>
+        <w:rPr w:rFonts="맑은 고딕">
+          <w:rFonts w:ascii="맑은 고딕" w:hAnsi="맑은 고딕" w:eastAsia="맑은 고딕"/>
+          <w:b/>
+          <w:color w:val="1F2937"/>
+          <w:sz w:val="21"/>
+        </w:rPr>
+        <w:t xml:space="preserve">국적: </w:t>
+      </w:r>
+      <w:r>
+        <w:rPr w:rFonts="맑은 고딕">
+          <w:rFonts w:ascii="맑은 고딕" w:hAnsi="맑은 고딕" w:eastAsia="맑은 고딕"/>
+          <w:b w:val="0"/>
+          <w:sz w:val="21"/>
+        </w:rPr>
+        <w:t>미국 (United States)</w:t>
+      </w:r>
+    </w:p>
+    <w:p>
+      <w:pPr>
+        <w:spacing w:line="324" w:lineRule="auto" w:after="80"/>
+      </w:pPr>
+      <w:r>
+        <w:rPr w:rFonts="맑은 고딕">
+          <w:rFonts w:ascii="맑은 고딕" w:hAnsi="맑은 고딕" w:eastAsia="맑은 고딕"/>
+          <w:b w:val="0"/>
+          <w:color w:val="6B7280"/>
+          <w:sz w:val="21"/>
+        </w:rPr>
+        <w:t xml:space="preserve">· </w:t>
+      </w:r>
+      <w:r>
+        <w:rPr w:rFonts="맑은 고딕">
+          <w:rFonts w:ascii="맑은 고딕" w:hAnsi="맑은 고딕" w:eastAsia="맑은 고딕"/>
+          <w:b/>
+          <w:color w:val="1F2937"/>
+          <w:sz w:val="21"/>
+        </w:rPr>
+        <w:t xml:space="preserve">생몰년도: </w:t>
+      </w:r>
+      <w:r>
+        <w:rPr w:rFonts="맑은 고딕">
+          <w:rFonts w:ascii="맑은 고딕" w:hAnsi="맑은 고딕" w:eastAsia="맑은 고딕"/>
+          <w:b w:val="0"/>
+          <w:sz w:val="21"/>
+        </w:rPr>
+        <w:t>1941년 5월 24일 ~ 현재</w:t>
+      </w:r>
+    </w:p>
+    <w:p>
+      <w:pPr>
+        <w:spacing w:line="324" w:lineRule="auto" w:after="80"/>
+      </w:pPr>
+      <w:r>
+        <w:rPr w:rFonts="맑은 고딕">
+          <w:rFonts w:ascii="맑은 고딕" w:hAnsi="맑은 고딕" w:eastAsia="맑은 고딕"/>
+          <w:b w:val="0"/>
+          <w:color w:val="6B7280"/>
+          <w:sz w:val="21"/>
+        </w:rPr>
+        <w:t xml:space="preserve">· </w:t>
+      </w:r>
+      <w:r>
+        <w:rPr w:rFonts="맑은 고딕">
+          <w:rFonts w:ascii="맑은 고딕" w:hAnsi="맑은 고딕" w:eastAsia="맑은 고딕"/>
+          <w:b/>
+          <w:color w:val="1F2937"/>
+          <w:sz w:val="21"/>
+        </w:rPr>
+        <w:t xml:space="preserve">그룹 소속: </w:t>
+      </w:r>
+      <w:r>
+        <w:rPr w:rFonts="맑은 고딕">
+          <w:rFonts w:ascii="맑은 고딕" w:hAnsi="맑은 고딕" w:eastAsia="맑은 고딕"/>
+          <w:b w:val="0"/>
+          <w:sz w:val="21"/>
+        </w:rPr>
+        <w:t>솔로 (Solo)</w:t>
+      </w:r>
+    </w:p>
+    <w:p>
+      <w:pPr>
+        <w:spacing w:line="324" w:lineRule="auto" w:after="80"/>
+      </w:pPr>
+      <w:r>
+        <w:rPr w:rFonts="맑은 고딕">
+          <w:rFonts w:ascii="맑은 고딕" w:hAnsi="맑은 고딕" w:eastAsia="맑은 고딕"/>
+          <w:b w:val="0"/>
+          <w:color w:val="6B7280"/>
+          <w:sz w:val="21"/>
+        </w:rPr>
+        <w:t xml:space="preserve">· </w:t>
+      </w:r>
+      <w:r>
+        <w:rPr w:rFonts="맑은 고딕">
+          <w:rFonts w:ascii="맑은 고딕" w:hAnsi="맑은 고딕" w:eastAsia="맑은 고딕"/>
+          <w:b/>
+          <w:color w:val="1F2937"/>
+          <w:sz w:val="21"/>
+        </w:rPr>
+        <w:t xml:space="preserve">아티스트 소개: </w:t>
+      </w:r>
+      <w:r>
+        <w:rPr w:rFonts="맑은 고딕">
+          <w:rFonts w:ascii="맑은 고딕" w:hAnsi="맑은 고딕" w:eastAsia="맑은 고딕"/>
+          <w:b w:val="0"/>
+          <w:sz w:val="21"/>
+        </w:rPr>
+        <w:t>20세기 현대 대중음악에 시적 문학성을 불어넣어 2016년 대중음악가 최초로 노벨문학상을 수상한 불멸의 거장입니다. 포크, 록, 블루스, 가스펠 등 장르의 경계를 자유로이 유영하며 시대의 양심과 인간의 실존적 비극을 가장 독창적인 음색과 언어로 대변해 온 현대 예술의 살아있는 신화입니다.</w:t>
+      </w:r>
+    </w:p>
+    <w:p>
+      <w:pPr>
+        <w:spacing w:line="324" w:lineRule="auto" w:before="200" w:after="80"/>
+      </w:pPr>
+      <w:r>
+        <w:rPr w:rFonts="맑은 고딕">
+          <w:rFonts w:ascii="맑은 고딕" w:hAnsi="맑은 고딕" w:eastAsia="맑은 고딕"/>
+          <w:b/>
+          <w:color w:val="1E3A8A"/>
+          <w:sz w:val="24"/>
+        </w:rPr>
+        <w:t>3. 음반 상세 분석</w:t>
+      </w:r>
+    </w:p>
+    <w:p>
+      <w:pPr>
+        <w:spacing w:line="324" w:lineRule="auto" w:after="80"/>
+      </w:pPr>
+      <w:r>
+        <w:rPr w:rFonts="맑은 고딕">
+          <w:rFonts w:ascii="맑은 고딕" w:hAnsi="맑은 고딕" w:eastAsia="맑은 고딕"/>
+          <w:b w:val="0"/>
+          <w:color w:val="6B7280"/>
+          <w:sz w:val="21"/>
+        </w:rPr>
+        <w:t xml:space="preserve">· </w:t>
+      </w:r>
+      <w:r>
+        <w:rPr w:rFonts="맑은 고딕">
+          <w:rFonts w:ascii="맑은 고딕" w:hAnsi="맑은 고딕" w:eastAsia="맑은 고딕"/>
+          <w:b/>
+          <w:color w:val="1F2937"/>
+          <w:sz w:val="21"/>
+        </w:rPr>
+        <w:t xml:space="preserve">역사적 위치: </w:t>
+      </w:r>
+      <w:r>
+        <w:rPr w:rFonts="맑은 고딕">
+          <w:rFonts w:ascii="맑은 고딕" w:hAnsi="맑은 고딕" w:eastAsia="맑은 고딕"/>
+          <w:b w:val="0"/>
+          <w:sz w:val="21"/>
+        </w:rPr>
+        <w:t>《Street-Legal》은 1970년대 중반의 걸작 《Blood on the Tracks》와 《Desire》의 눈부신 성취를 딛고, 곧이어 도래할 딜런의 가스펠 시대를 예고하는 결정적 교량 역할을 하는 앨범입니다. 기존의 미니멀한 편성을 탈피하여 리듬 앤 블루스, 팝 오케스트레이션, 화려한 색소폰 솔로를 끌어안으며 딜런의 음악적 외연이 지닌 무한한 유연성과 폭발력을 증명한 이정표입니다.</w:t>
+      </w:r>
+    </w:p>
+    <w:p>
+      <w:pPr>
+        <w:spacing w:line="324" w:lineRule="auto" w:after="80"/>
+      </w:pPr>
+      <w:r>
+        <w:rPr w:rFonts="맑은 고딕">
+          <w:rFonts w:ascii="맑은 고딕" w:hAnsi="맑은 고딕" w:eastAsia="맑은 고딕"/>
+          <w:b w:val="0"/>
+          <w:color w:val="6B7280"/>
+          <w:sz w:val="21"/>
+        </w:rPr>
+        <w:t xml:space="preserve">· </w:t>
+      </w:r>
+      <w:r>
+        <w:rPr w:rFonts="맑은 고딕">
+          <w:rFonts w:ascii="맑은 고딕" w:hAnsi="맑은 고딕" w:eastAsia="맑은 고딕"/>
+          <w:b/>
+          <w:color w:val="1F2937"/>
+          <w:sz w:val="21"/>
+        </w:rPr>
+        <w:t xml:space="preserve">시대의 흔적(스토리텔링): </w:t>
+      </w:r>
+      <w:r>
+        <w:rPr w:rFonts="맑은 고딕">
+          <w:rFonts w:ascii="맑은 고딕" w:hAnsi="맑은 고딕" w:eastAsia="맑은 고딕"/>
+          <w:b w:val="0"/>
+          <w:sz w:val="21"/>
+        </w:rPr>
+        <w:t>펑크 록의 거친 반항과 디스코의 열풍이 교차하던 1970년대 후반의 어수선한 문화적 공기 속에서, 딜런은 시대의 유행에 영합하는 대신 자신의 상처 입은 내면을 장대한 서사시로 풀어냈습니다. 화려한 조명 뒤편에 자리한 고독, 삶과 사랑의 붕괴 속에서 구원을 갈망하던 당대 청춘들의 방황과 낭만적 우수가 앨범의 고유한 그루브 속에 짙게 드리워져 있습니다.</w:t>
+      </w:r>
+    </w:p>
+    <w:p>
+      <w:pPr>
+        <w:spacing w:line="324" w:lineRule="auto" w:before="200" w:after="80"/>
+      </w:pPr>
+      <w:r>
+        <w:rPr w:rFonts="맑은 고딕">
+          <w:rFonts w:ascii="맑은 고딕" w:hAnsi="맑은 고딕" w:eastAsia="맑은 고딕"/>
+          <w:b/>
+          <w:color w:val="1E3A8A"/>
+          <w:sz w:val="24"/>
+        </w:rPr>
+        <w:t>4. 주요 수록곡 및 감상 제언</w:t>
+      </w:r>
+    </w:p>
+    <w:p>
+      <w:pPr>
+        <w:spacing w:line="324" w:lineRule="auto" w:after="80"/>
+      </w:pPr>
+      <w:r>
+        <w:rPr w:rFonts="맑은 고딕">
+          <w:rFonts w:ascii="맑은 고딕" w:hAnsi="맑은 고딕" w:eastAsia="맑은 고딕"/>
+          <w:b w:val="0"/>
+          <w:color w:val="6B7280"/>
+          <w:sz w:val="21"/>
+        </w:rPr>
+        <w:t xml:space="preserve">· </w:t>
+      </w:r>
+      <w:r>
+        <w:rPr w:rFonts="맑은 고딕">
+          <w:rFonts w:ascii="맑은 고딕" w:hAnsi="맑은 고딕" w:eastAsia="맑은 고딕"/>
+          <w:b/>
+          <w:color w:val="1F2937"/>
+          <w:sz w:val="21"/>
+        </w:rPr>
+        <w:t xml:space="preserve">주요 수록곡 특징: </w:t>
+      </w:r>
+      <w:r>
+        <w:rPr w:rFonts="맑은 고딕">
+          <w:rFonts w:ascii="맑은 고딕" w:hAnsi="맑은 고딕" w:eastAsia="맑은 고딕"/>
+          <w:b w:val="0"/>
+          <w:sz w:val="21"/>
+        </w:rPr>
+        <w:t>도입부부터 압도적인 브라스와 코러스가 운명론적 서사를 뿜어내는 첫 곡 "Changing of the Guards"를 필두로, 절절한 호소력과 대중적인 멜로디가 돋보이는 "Baby, Stop Crying", 묵시록적 긴장감과 신비주의적 독백이 빛나는 명곡 "Senor (Tales of Yankee Power)", 그리고 대미를 장식하는 유려하고 서정적인 고백 "Where Are You Tonight? (Journey Through Dark Heat)"에 이르기까지 문학적 딜런의 진수가 빼곡히 담겨 있습니다.</w:t>
+      </w:r>
+    </w:p>
+    <w:p>
+      <w:pPr>
+        <w:spacing w:line="324" w:lineRule="auto" w:after="80"/>
+      </w:pPr>
+      <w:r>
+        <w:rPr w:rFonts="맑은 고딕">
+          <w:rFonts w:ascii="맑은 고딕" w:hAnsi="맑은 고딕" w:eastAsia="맑은 고딕"/>
+          <w:b w:val="0"/>
+          <w:color w:val="6B7280"/>
+          <w:sz w:val="21"/>
+        </w:rPr>
+        <w:t xml:space="preserve">· </w:t>
+      </w:r>
+      <w:r>
+        <w:rPr w:rFonts="맑은 고딕">
+          <w:rFonts w:ascii="맑은 고딕" w:hAnsi="맑은 고딕" w:eastAsia="맑은 고딕"/>
+          <w:b/>
+          <w:color w:val="1F2937"/>
+          <w:sz w:val="21"/>
+        </w:rPr>
+        <w:t xml:space="preserve">빈티지 감상 제언: </w:t>
+      </w:r>
+      <w:r>
+        <w:rPr w:rFonts="맑은 고딕">
+          <w:rFonts w:ascii="맑은 고딕" w:hAnsi="맑은 고딕" w:eastAsia="맑은 고딕"/>
+          <w:b w:val="0"/>
+          <w:sz w:val="21"/>
+        </w:rPr>
+        <w:t>턴테이블의 카트리지가 묵직한 LP의 소리골을 지날 때 피어오르는 특유의 텁텁하면서도 따스한 질감은 진공관 앰프의 풍성한 배음과 만날 때 가장 극적인 감동을 선사합니다. 다소 빽빽하게 얽혀 있는 색소폰의 거친 숨결과 딜런의 칼칼한 보컬, 풍성한 여성 백킹 보컬이 아날로그 시스템 특유의 입체적인 공간감 속에서 하나의 거대한 감정의 물결로 자연스럽게 어우러집니다.</w:t>
+      </w:r>
+    </w:p>
+    <w:p>
+      <w:pPr>
+        <w:spacing w:line="324" w:lineRule="auto" w:after="80"/>
+      </w:pPr>
+      <w:r>
+        <w:rPr w:rFonts="맑은 고딕">
+          <w:rFonts w:ascii="맑은 고딕" w:hAnsi="맑은 고딕" w:eastAsia="맑은 고딕"/>
+          <w:b w:val="0"/>
+          <w:color w:val="6B7280"/>
+          <w:sz w:val="21"/>
+        </w:rPr>
+        <w:t xml:space="preserve">· </w:t>
+      </w:r>
+      <w:r>
+        <w:rPr w:rFonts="맑은 고딕">
+          <w:rFonts w:ascii="맑은 고딕" w:hAnsi="맑은 고딕" w:eastAsia="맑은 고딕"/>
+          <w:b/>
+          <w:color w:val="1F2937"/>
+          <w:sz w:val="21"/>
+        </w:rPr>
+        <w:t xml:space="preserve">소장 가치: </w:t>
+      </w:r>
+      <w:r>
+        <w:rPr w:rFonts="맑은 고딕">
+          <w:rFonts w:ascii="맑은 고딕" w:hAnsi="맑은 고딕" w:eastAsia="맑은 고딕"/>
+          <w:b w:val="0"/>
+          <w:sz w:val="21"/>
+        </w:rPr>
+        <w:t>정형화된 틀을 과감히 깨뜨리고 자신의 가장 원초적인 고백을 화려한 빅밴드 사운드에 담아낸 귀중한 기록으로, 1970년대 아날로그 바이닐 특유의 두터운 사운드스케이프와 클래식한 재킷 아트워크만으로도 LP 애호가의 서가에서 독보적인 존재감을 발하는 명반입니다.</w:t>
+      </w:r>
+    </w:p>
+    <w:p>
+      <w:pPr>
+        <w:spacing w:line="324" w:lineRule="auto" w:after="120" w:before="160"/>
+      </w:pPr>
+      <w:r>
+        <w:rPr w:rFonts="맑은 고딕">
+          <w:rFonts w:ascii="맑은 고딕" w:hAnsi="맑은 고딕" w:eastAsia="맑은 고딕"/>
+          <w:b/>
+          <w:color w:val="4338CA"/>
+          <w:sz w:val="21"/>
+        </w:rPr>
+        <w:t>이 음반을 통해 혼돈의 시대를 거쳐 영혼의 깊은 울림으로 나아갔던 한 음유시인이 전해주는 감동을 다시 한번 경험해 보시는 것은 어떨까요?</w:t>
       </w:r>
     </w:p>
     <w:sectPr>
       <w:pgSz w:w="12240" w:h="15840"/>
-      <w:pgMar w:top="1440" w:right="1440" w:bottom="1440" w:left="1440" w:header="720" w:footer="720" w:gutter="0"/>
+      <w:pgMar w:top="1152" w:right="1296" w:bottom="1152" w:left="1296" w:header="720" w:footer="720" w:gutter="0"/>
       <w:cols w:space="720"/>
       <w:docGrid w:linePitch="360"/>
     </w:sectPr>

--- a/word_reports/LP_0085_위치_440_Bob Dylan_Street  Legal.docx
+++ b/word_reports/LP_0085_위치_440_Bob Dylan_Street  Legal.docx
@@ -32,7 +32,7 @@
     </w:p>
     <w:p>
       <w:pPr>
-        <w:spacing w:line="324" w:lineRule="auto" w:before="80" w:after="160"/>
+        <w:spacing w:line="324" w:lineRule="auto" w:before="80" w:after="120"/>
       </w:pPr>
       <w:r>
         <w:rPr w:rFonts="맑은 고딕">
@@ -42,13 +42,6 @@
           <w:sz w:val="22"/>
         </w:rPr>
         <w:t xml:space="preserve">[음반 소개] </w:t>
-      </w:r>
-      <w:r>
-        <w:rPr w:rFonts="맑은 고딕">
-          <w:rFonts w:ascii="맑은 고딕" w:hAnsi="맑은 고딕" w:eastAsia="맑은 고딕"/>
-          <w:b w:val="0"/>
-          <w:sz w:val="21"/>
-        </w:rPr>
       </w:r>
     </w:p>
     <w:p>
@@ -61,7 +54,33 @@
           <w:b w:val="0"/>
           <w:sz w:val="21"/>
         </w:rPr>
-        <w:t>밥 딜런의 방대한 음악적 여정 중에서도 1978년에 발표된 《Street-Legal》은 가장 극적이고도 웅장한 감정의 궤적을 그려낸 역작입니다. 포크와 록의 경계를 허물었던 위대한 음유시인이 대규모 브라스 섹션과 소울풀한 여성 코러스를 전면에 내세워 빅밴드 사운드로 변모를 꾀한 이 음반은, 개인적 혼돈과 내면의 고뇌를 장엄한 시적 은유로 승화시켰습니다. 짙은 어둠 속에서도 끝내 꺾이지 않는 서정성과 거친 생명력이 교차하며, 듣는 이의 가슴에 묵직하고도 지울 수 없는 아날로그의 잔향을 깊이 아로새깁니다.</w:t>
+        <w:t>1978년의 밥 딜런은 또 한 번 자신을 둘러싼 안온한 성벽을 허물고 낯선 소리의 황야로 걸어 나갔습니다. 1970년대 중반을 찬란하게 수놓았던 《Blood on the Tracks》와 《Desire》의 눈부신 서사적 승리, 그리고 삶을 송두리째 뒤흔든 파경의 상흔 속에서 탄생한 《Street-Legal》은 딜런의 방대한 디스코그래피 중에서도 가장 드라마틱하고 격정적인 전환점을 상징합니다. 그는 오랫동안 고수해 온 미니멀한 포크 록의 허울을 과감히 벗어던지고, 대규모 브라스 섹션과 소울풀한 여성 백킹 보컬을 전면에 배치한 빅밴드 사운드를 구축하며 이전에는 볼 수 없었던 웅장하고 입체적인 음악적 파노라마를 펼쳐 보였습니다.</w:t>
+      </w:r>
+    </w:p>
+    <w:p>
+      <w:pPr>
+        <w:spacing w:line="324" w:lineRule="auto" w:after="120"/>
+      </w:pPr>
+      <w:r>
+        <w:rPr w:rFonts="맑은 고딕">
+          <w:rFonts w:ascii="맑은 고딕" w:hAnsi="맑은 고딕" w:eastAsia="맑은 고딕"/>
+          <w:b w:val="0"/>
+          <w:sz w:val="21"/>
+        </w:rPr>
+        <w:t>이 음반에 깃든 예술적 철학은 '혼돈 속에서 길어 올린 실존의 고백'이라 칭할 만합니다. 딜런은 사생활의 비극과 짙어가는 영혼의 방황을 회피하지 않고, 시적 은유와 묵시록적 신화가 뒤섞인 치열한 언어로 변선(變線)시켰습니다. ‘Changing of the Guards’의 비장미 넘치는 서사시부터 ‘Señor (Tales of Yankee Power)’에 서린 영적 질문에 이르기까지, 음반 전반을 관통하는 정서는 구원을 갈구하는 한 인간의 처절한 몸부림입니다. 소울과 팝, 리듬 앤 블루스가 한데 뒤엉킨 농밀한 사운드는 딜런 특유의 거칠고 야성적인 음색과 충돌하며 기묘하면서도 숭고한 서정적 카타르시스를 폭발시킵니다.</w:t>
+      </w:r>
+    </w:p>
+    <w:p>
+      <w:pPr>
+        <w:spacing w:line="324" w:lineRule="auto" w:after="120"/>
+      </w:pPr>
+      <w:r>
+        <w:rPr w:rFonts="맑은 고딕">
+          <w:rFonts w:ascii="맑은 고딕" w:hAnsi="맑은 고딕" w:eastAsia="맑은 고딕"/>
+          <w:b w:val="0"/>
+          <w:sz w:val="21"/>
+        </w:rPr>
+        <w:t>당대 일부 평단의 당혹감 섞인 시선에도 불구하고, 세월의 더께가 내려앉은 오늘날 《Street-Legal》은 딜런의 80년대 기독교 복음주의 3부작으로 향하는 문턱에서 기록된 위대한 예술적 도약으로 재평가받고 있습니다. 매끄럽게 정제된 스튜디오 레코딩의 한계를 뚫고 터져 나오는 거친 질감의 앙상블은 턴테이블 위에서 회전할 때 비로소 그 진가를 온전히 드러냅니다. 반세기에 가까운 시간이 흐른 지금도, 이 검은 바이닐 속에 봉인된 음유시인의 고뇌와 뜨거운 생명력은 시대를 초월하여 우리의 가슴을 깊게 울립니다.</w:t>
       </w:r>
     </w:p>
     <w:p>
@@ -168,7 +187,7 @@
           <w:b w:val="0"/>
           <w:sz w:val="21"/>
         </w:rPr>
-        <w:t>1978년 6월 컬럼비아 레코드(Columbia Records)를 통해 발매된 밥 딜런의 통산 18번째 정규 스튜디오 음반입니다. 개인적인 시련과 방황을 겪던 시기, 캘리포니아 산타모니카의 런다운 스튜디오에서 대규모 세션 밴드와 함께 라이브의 생동감을 고스란히 담아 신속하고 밀도 높게 완성한 작품입니다.</w:t>
+        <w:t>1978년 6월 컬럼비아 레코드(Columbia Records)를 통해 발매된 밥 딜런의 통산 18번째 정규 스튜디오 앨범으로, 대규모 투어 밴드 앙상블을 기용해 음악적 영토를 대대적으로 확장한 기념비적 작품.</w:t>
       </w:r>
     </w:p>
     <w:p>
@@ -199,7 +218,7 @@
           <w:b w:val="0"/>
           <w:sz w:val="21"/>
         </w:rPr>
-        <w:t>발매 당시 영국 앨범 차트 2위까지 치솟으며 플래티넘을 기록하는 등 유럽 전역에서 폭발적인 반응을 얻었으며, 미국 빌보드 200 차트에서도 11위에 오르고 50만 장 이상의 판매고로 골드(Gold) 인증을 획득하며 상업적인 성공을 거두었습니다.</w:t>
+        <w:t>발매 직후 영국 앨범 차트 2위에 오르며 플래티넘을 기록했고, 미국 빌보드 200 차트 11위에 안착하며 골드 디스크(50만 장 이상)를 달성하는 등 특히 유럽을 위시한 글로벌 시장에서 폭발적인 대중적 성공을 거둠.</w:t>
       </w:r>
     </w:p>
     <w:p>
@@ -230,7 +249,7 @@
           <w:b w:val="0"/>
           <w:sz w:val="21"/>
         </w:rPr>
-        <w:t>발표 초기 파격적인 편곡과 음향으로 비평계에 뜨거운 논쟁을 촉발시켰으나, 세월이 흐른 뒤 ‘재평가받아야 할 딜런의 숨은 걸작’으로 우뚝 서며 유수의 음악 매체들로부터 복합적인 문학성과 대담한 음악적 시도가 결합된 명반으로 확고히 공인받았습니다.</w:t>
+        <w:t>음악 전문지 《Rolling Stone》 등 유수의 매체로부터 딜런의 70년대 후반을 대표하는 걸작으로 지속해서 재조명받았으며, 훗날 2016년 대중음악가 최초의 노벨 문학상 수상에 이르는 문학적·음악적 서사의 핵심 연결고리로 공인받음.</w:t>
       </w:r>
     </w:p>
     <w:p>
@@ -368,7 +387,7 @@
           <w:b w:val="0"/>
           <w:sz w:val="21"/>
         </w:rPr>
-        <w:t>20세기 현대 대중음악에 시적 문학성을 불어넣어 2016년 대중음악가 최초로 노벨문학상을 수상한 불멸의 거장입니다. 포크, 록, 블루스, 가스펠 등 장르의 경계를 자유로이 유영하며 시대의 양심과 인간의 실존적 비극을 가장 독창적인 음색과 언어로 대변해 온 현대 예술의 살아있는 신화입니다.</w:t>
+        <w:t>20세기와 21세기를 관통하며 현대 대중음악의 지형도를 바꾼 역사상 가장 위대한 음유시인이자 싱어송라이터입니다. 포크와 록의 결합을 통해 가사의 지위를 순수 문학의 경지로 끌어올렸으며, 시대의 저항과 인간 실존의 고뇌를 끝없이 노래해 온 독보적인 거장입니다.</w:t>
       </w:r>
     </w:p>
     <w:p>
@@ -413,7 +432,7 @@
           <w:b w:val="0"/>
           <w:sz w:val="21"/>
         </w:rPr>
-        <w:t>《Street-Legal》은 1970년대 중반의 걸작 《Blood on the Tracks》와 《Desire》의 눈부신 성취를 딛고, 곧이어 도래할 딜런의 가스펠 시대를 예고하는 결정적 교량 역할을 하는 앨범입니다. 기존의 미니멀한 편성을 탈피하여 리듬 앤 블루스, 팝 오케스트레이션, 화려한 색소폰 솔로를 끌어안으며 딜런의 음악적 외연이 지닌 무한한 유연성과 폭발력을 증명한 이정표입니다.</w:t>
+        <w:t>포크 음악의 영웅이 팝, 소울, 재즈, 가스펠의 어휘를 적극적으로 수혈하여 장르적 한계를 파괴한 앨범입니다. 1970년대 중반의 전성기적 성취를 지나 1970년대 말과 1980년대 초의 종교적 영성 탐구기로 진입하는 필연적 다리 역할을 수행한 음악사적 걸작입니다.</w:t>
       </w:r>
     </w:p>
     <w:p>
@@ -444,7 +463,7 @@
           <w:b w:val="0"/>
           <w:sz w:val="21"/>
         </w:rPr>
-        <w:t>펑크 록의 거친 반항과 디스코의 열풍이 교차하던 1970년대 후반의 어수선한 문화적 공기 속에서, 딜런은 시대의 유행에 영합하는 대신 자신의 상처 입은 내면을 장대한 서사시로 풀어냈습니다. 화려한 조명 뒤편에 자리한 고독, 삶과 사랑의 붕괴 속에서 구원을 갈망하던 당대 청춘들의 방황과 낭만적 우수가 앨범의 고유한 그루브 속에 짙게 드리워져 있습니다.</w:t>
+        <w:t>펑크 록의 거친 반항과 디스코의 화려한 율동이 교차하던 1978년의 혼란스러운 대중문화 속에서, 딜런은 유행에 편승하지 않고 자신의 내면적 붕괴와 구원을 대편성 오케스트레이션으로 웅변했습니다. 차가운 현대 사회에서 길을 잃은 청춘들에게 삶의 낭만과 비극적 서사를 묵직하게 전해 준 시대의 기록화입니다.</w:t>
       </w:r>
     </w:p>
     <w:p>
@@ -489,7 +508,99 @@
           <w:b w:val="0"/>
           <w:sz w:val="21"/>
         </w:rPr>
-        <w:t>도입부부터 압도적인 브라스와 코러스가 운명론적 서사를 뿜어내는 첫 곡 "Changing of the Guards"를 필두로, 절절한 호소력과 대중적인 멜로디가 돋보이는 "Baby, Stop Crying", 묵시록적 긴장감과 신비주의적 독백이 빛나는 명곡 "Senor (Tales of Yankee Power)", 그리고 대미를 장식하는 유려하고 서정적인 고백 "Where Are You Tonight? (Journey Through Dark Heat)"에 이르기까지 문학적 딜런의 진수가 빼곡히 담겨 있습니다.</w:t>
+      </w:r>
+    </w:p>
+    <w:p>
+      <w:pPr>
+        <w:spacing w:line="324" w:lineRule="auto" w:after="80"/>
+      </w:pPr>
+      <w:r>
+        <w:rPr w:rFonts="맑은 고딕">
+          <w:rFonts w:ascii="맑은 고딕" w:hAnsi="맑은 고딕" w:eastAsia="맑은 고딕"/>
+          <w:b w:val="0"/>
+          <w:color w:val="6B7280"/>
+          <w:sz w:val="21"/>
+        </w:rPr>
+        <w:t xml:space="preserve">· </w:t>
+      </w:r>
+      <w:r>
+        <w:rPr w:rFonts="맑은 고딕">
+          <w:rFonts w:ascii="맑은 고딕" w:hAnsi="맑은 고딕" w:eastAsia="맑은 고딕"/>
+          <w:b/>
+          <w:color w:val="1F2937"/>
+          <w:sz w:val="21"/>
+        </w:rPr>
+        <w:t xml:space="preserve">‘Changing of the Guards’: </w:t>
+      </w:r>
+      <w:r>
+        <w:rPr w:rFonts="맑은 고딕">
+          <w:rFonts w:ascii="맑은 고딕" w:hAnsi="맑은 고딕" w:eastAsia="맑은 고딕"/>
+          <w:b w:val="0"/>
+          <w:sz w:val="21"/>
+        </w:rPr>
+        <w:t>숨 가쁘게 몰아치는 브라스 섹션과 여성 코러스, 그리고 난해하지만 찬연한 시적 메타포가 6분여 동안 드라마틱하게 휘몰아치는 앨범 최고의 명곡.</w:t>
+      </w:r>
+    </w:p>
+    <w:p>
+      <w:pPr>
+        <w:spacing w:line="324" w:lineRule="auto" w:after="80"/>
+      </w:pPr>
+      <w:r>
+        <w:rPr w:rFonts="맑은 고딕">
+          <w:rFonts w:ascii="맑은 고딕" w:hAnsi="맑은 고딕" w:eastAsia="맑은 고딕"/>
+          <w:b w:val="0"/>
+          <w:color w:val="6B7280"/>
+          <w:sz w:val="21"/>
+        </w:rPr>
+        <w:t xml:space="preserve">· </w:t>
+      </w:r>
+      <w:r>
+        <w:rPr w:rFonts="맑은 고딕">
+          <w:rFonts w:ascii="맑은 고딕" w:hAnsi="맑은 고딕" w:eastAsia="맑은 고딕"/>
+          <w:b/>
+          <w:color w:val="1F2937"/>
+          <w:sz w:val="21"/>
+        </w:rPr>
+        <w:t xml:space="preserve">‘Señor (Tales of Yankee Power)’: </w:t>
+      </w:r>
+      <w:r>
+        <w:rPr w:rFonts="맑은 고딕">
+          <w:rFonts w:ascii="맑은 고딕" w:hAnsi="맑은 고딕" w:eastAsia="맑은 고딕"/>
+          <w:b w:val="0"/>
+          <w:sz w:val="21"/>
+        </w:rPr>
+        <w:t>국경 지대의 황량한 바람을 닮은 쓸쓸한 선율 위로 구원과 파멸을 묻는 딜런의 절규에 가까운 보컬이 압도적인 서정성을 뿜어내는 수작.</w:t>
+      </w:r>
+    </w:p>
+    <w:p>
+      <w:pPr>
+        <w:spacing w:line="324" w:lineRule="auto" w:after="80"/>
+      </w:pPr>
+      <w:r>
+        <w:rPr w:rFonts="맑은 고딕">
+          <w:rFonts w:ascii="맑은 고딕" w:hAnsi="맑은 고딕" w:eastAsia="맑은 고딕"/>
+          <w:b w:val="0"/>
+          <w:color w:val="6B7280"/>
+          <w:sz w:val="21"/>
+        </w:rPr>
+        <w:t xml:space="preserve">· </w:t>
+      </w:r>
+      <w:r>
+        <w:rPr w:rFonts="맑은 고딕">
+          <w:rFonts w:ascii="맑은 고딕" w:hAnsi="맑은 고딕" w:eastAsia="맑은 고딕"/>
+          <w:b/>
+          <w:color w:val="1F2937"/>
+          <w:sz w:val="21"/>
+        </w:rPr>
+        <w:t xml:space="preserve">‘Baby, Stop Crying’ &amp; ‘Is Your Love in Vain?’: </w:t>
+      </w:r>
+      <w:r>
+        <w:rPr w:rFonts="맑은 고딕">
+          <w:rFonts w:ascii="맑은 고딕" w:hAnsi="맑은 고딕" w:eastAsia="맑은 고딕"/>
+          <w:b w:val="0"/>
+          <w:sz w:val="21"/>
+        </w:rPr>
+        <w:t>팝적인 멜로디 감각과 사랑에 대한 처연하고 솔직한 환멸이 짙은 리듬 앤 블루스의 색채와 어우러진 매혹적인 트랙들.</w:t>
       </w:r>
     </w:p>
     <w:p>
@@ -520,7 +631,7 @@
           <w:b w:val="0"/>
           <w:sz w:val="21"/>
         </w:rPr>
-        <w:t>턴테이블의 카트리지가 묵직한 LP의 소리골을 지날 때 피어오르는 특유의 텁텁하면서도 따스한 질감은 진공관 앰프의 풍성한 배음과 만날 때 가장 극적인 감동을 선사합니다. 다소 빽빽하게 얽혀 있는 색소폰의 거친 숨결과 딜런의 칼칼한 보컬, 풍성한 여성 백킹 보컬이 아날로그 시스템 특유의 입체적인 공간감 속에서 하나의 거대한 감정의 물결로 자연스럽게 어우러집니다.</w:t>
+        <w:t>풍부한 잔향을 지닌 진공관 앰프와 중후한 울림의 카트리지로 감상할 때 본작의 참맛이 배가됩니다. 다인조 세션이 빚어내는 복잡한 레이어, 색소폰의 거친 숨결, 그리고 딜런의 굴곡진 보컬이 아날로그 그루브 속에서 한층 따뜻하고 생동감 넘치는 입체적 공간감으로 피어납니다.</w:t>
       </w:r>
     </w:p>
     <w:p>
@@ -551,7 +662,7 @@
           <w:b w:val="0"/>
           <w:sz w:val="21"/>
         </w:rPr>
-        <w:t>정형화된 틀을 과감히 깨뜨리고 자신의 가장 원초적인 고백을 화려한 빅밴드 사운드에 담아낸 귀중한 기록으로, 1970년대 아날로그 바이닐 특유의 두터운 사운드스케이프와 클래식한 재킷 아트워크만으로도 LP 애호가의 서가에서 독보적인 존재감을 발하는 명반입니다.</w:t>
+        <w:t>음유시인 밥 딜런의 가장 화려하면서도 처절했던 한 시절의 음향적 기록입니다. 오리지널 아날로그 LP 특유의 두툼하고 밀도 있는 질감을 통해 70년대 대형 밴드 사운드의 진수를 맛볼 수 있는 귀중한 수집 대상입니다.</w:t>
       </w:r>
     </w:p>
     <w:p>
@@ -565,7 +676,7 @@
           <w:color w:val="4338CA"/>
           <w:sz w:val="21"/>
         </w:rPr>
-        <w:t>이 음반을 통해 혼돈의 시대를 거쳐 영혼의 깊은 울림으로 나아갔던 한 음유시인이 전해주는 감동을 다시 한번 경험해 보시는 것은 어떨까요?</w:t>
+        <w:t>이 음반을 통해 거장의 거칠지만 진솔한 고백과 풍성한 아날로그 앙상블이 전해주는 감동을 다시 한번 경험해 보시는 것은 어떨까요?</w:t>
       </w:r>
     </w:p>
     <w:sectPr>
